--- a/assets/downloads/05_Narrative_Enhancement_Three_Databases_Soliev.docx
+++ b/assets/downloads/05_Narrative_Enhancement_Three_Databases_Soliev.docx
@@ -197,6 +197,20 @@
           <w:szCs w:val="24"/>
         </w:rPr>
         <w:t xml:space="preserve">The final release added one more control at the database level. Teachers could not record attendance from the interface, because the student list was refused to them, which left the attendance form’s choice of student empty. Granting teachers the full student list would have exposed contact details they do not need. Instead, each entity can now declare a projection per role, and MongoDB returns only first and last names to a teacher: the minimum needed to mark attendance, with email addresses and telephone numbers never leaving the database. The rule matches the exact role rather than an inherited one, so the owner, whose role includes every teacher permission, still receives complete records.</w:t>
+      </w:r>
+    </w:p>
+    <w:p>
+      <w:pPr>
+        <w:spacing w:after="0" w:before="0" w:line="480"/>
+        <w:ind w:firstLine="720"/>
+      </w:pPr>
+      <w:r>
+        <w:rPr>
+          <w:rFonts w:ascii="Times New Roman" w:cs="Times New Roman" w:eastAsia="Times New Roman" w:hAnsi="Times New Roman"/>
+          <w:sz w:val="24"/>
+          <w:szCs w:val="24"/>
+        </w:rPr>
+        <w:t xml:space="preserve">These pipelines were verified on a real MongoDB server as well as in the tests. Run against a temporary database on a MongoDB server on my own computer, loaded with a small school whose every figure I had calculated by hand, the verification passed all 14 of its checks: every report’s figures matched, and MongoDB chose the intended index for the class summary and for the attendance sheet. The same verification passed again in continuous integration for the final release.</w:t>
       </w:r>
     </w:p>
     <w:p>
